--- a/public/office_templates/cert_alumno.docx
+++ b/public/office_templates/cert_alumno.docx
@@ -28,25 +28,7 @@
           <w:sz w:val="28"/>
           <w:szCs w:val="28"/>
         </w:rPr>
-        <w:t>José Manuel Sanz Molinero</w:t>
-      </w:r>
-      <w:r>
-        <w:rPr>
-          <w:rFonts w:cs="Agency FB;Trebuchet MS" w:ascii="Calibri" w:hAnsi="Calibri" w:asciiTheme="minorHAnsi" w:hAnsiTheme="minorHAnsi"/>
-          <w:b/>
-          <w:sz w:val="28"/>
-          <w:szCs w:val="28"/>
-        </w:rPr>
-        <w:t>, secretari</w:t>
-      </w:r>
-      <w:r>
-        <w:rPr>
-          <w:rFonts w:cs="Agency FB;Trebuchet MS" w:ascii="Calibri" w:hAnsi="Calibri" w:asciiTheme="minorHAnsi" w:hAnsiTheme="minorHAnsi"/>
-          <w:b/>
-          <w:sz w:val="28"/>
-          <w:szCs w:val="28"/>
-        </w:rPr>
-        <w:t>o</w:t>
+        <w:t>José Manuel Sanz Molinero, secretario</w:t>
       </w:r>
       <w:r>
         <w:rPr>
@@ -449,415 +431,6 @@
 
 <file path=word/header2.xml><?xml version="1.0" encoding="utf-8"?>
 <w:hdr xmlns:o="urn:schemas-microsoft-com:office:office" xmlns:r="http://schemas.openxmlformats.org/officeDocument/2006/relationships" xmlns:v="urn:schemas-microsoft-com:vml" xmlns:w="http://schemas.openxmlformats.org/wordprocessingml/2006/main" xmlns:w10="urn:schemas-microsoft-com:office:word" xmlns:wp="http://schemas.openxmlformats.org/drawingml/2006/wordprocessingDrawing" xmlns:pic="http://schemas.openxmlformats.org/drawingml/2006/picture" xmlns:wps="http://schemas.microsoft.com/office/word/2010/wordprocessingShape" xmlns:wpg="http://schemas.microsoft.com/office/word/2010/wordprocessingGroup" xmlns:mc="http://schemas.openxmlformats.org/markup-compatibility/2006" xmlns:wp14="http://schemas.microsoft.com/office/word/2010/wordprocessingDrawing" xmlns:w14="http://schemas.microsoft.com/office/word/2010/wordml" xmlns:w15="http://schemas.microsoft.com/office/word/2012/wordml" mc:Ignorable="w14 wp14 w15">
-  <w:tbl>
-    <w:tblPr>
-      <w:tblW w:w="10583" w:type="dxa"/>
-      <w:jc w:val="center"/>
-      <w:tblInd w:w="0" w:type="dxa"/>
-      <w:tblLayout w:type="fixed"/>
-      <w:tblCellMar>
-        <w:top w:w="0" w:type="dxa"/>
-        <w:left w:w="71" w:type="dxa"/>
-        <w:bottom w:w="0" w:type="dxa"/>
-        <w:right w:w="71" w:type="dxa"/>
-      </w:tblCellMar>
-      <w:tblLook w:val="0000" w:noHBand="0" w:noVBand="0" w:firstColumn="0" w:lastRow="0" w:lastColumn="0" w:firstRow="0"/>
-    </w:tblPr>
-    <w:tblGrid>
-      <w:gridCol w:w="2108"/>
-      <w:gridCol w:w="2348"/>
-      <w:gridCol w:w="1361"/>
-      <w:gridCol w:w="3065"/>
-      <w:gridCol w:w="1701"/>
-    </w:tblGrid>
-    <w:tr>
-      <w:trPr>
-        <w:trHeight w:val="993" w:hRule="atLeast"/>
-      </w:trPr>
-      <w:tc>
-        <w:tcPr>
-          <w:tcW w:w="2108" w:type="dxa"/>
-          <w:tcBorders/>
-          <w:shd w:fill="auto" w:val="clear"/>
-          <w:vAlign w:val="center"/>
-        </w:tcPr>
-        <w:p>
-          <w:pPr>
-            <w:pStyle w:val="Normal"/>
-            <w:widowControl w:val="false"/>
-            <w:tabs>
-              <w:tab w:val="clear" w:pos="708"/>
-              <w:tab w:val="left" w:pos="567" w:leader="none"/>
-            </w:tabs>
-            <w:jc w:val="center"/>
-            <w:rPr>
-              <w:rFonts w:ascii="Roman" w:hAnsi="Roman"/>
-              <w:sz w:val="16"/>
-            </w:rPr>
-          </w:pPr>
-          <w:r>
-            <w:rPr/>
-            <w:drawing>
-              <wp:inline distT="0" distB="0" distL="0" distR="0">
-                <wp:extent cx="1241425" cy="683260"/>
-                <wp:effectExtent l="0" t="0" r="0" b="0"/>
-                <wp:docPr id="1" name="11 Imagen" descr="Logo GVA.jpg"/>
-                <wp:cNvGraphicFramePr>
-                  <a:graphicFrameLocks xmlns:a="http://schemas.openxmlformats.org/drawingml/2006/main" noChangeAspect="1"/>
-                </wp:cNvGraphicFramePr>
-                <a:graphic xmlns:a="http://schemas.openxmlformats.org/drawingml/2006/main">
-                  <a:graphicData uri="http://schemas.openxmlformats.org/drawingml/2006/picture">
-                    <pic:pic xmlns:pic="http://schemas.openxmlformats.org/drawingml/2006/picture">
-                      <pic:nvPicPr>
-                        <pic:cNvPr id="1" name="11 Imagen" descr="Logo GVA.jpg"/>
-                        <pic:cNvPicPr>
-                          <a:picLocks noChangeAspect="1" noChangeArrowheads="1"/>
-                        </pic:cNvPicPr>
-                      </pic:nvPicPr>
-                      <pic:blipFill>
-                        <a:blip r:embed="rId1"/>
-                        <a:stretch>
-                          <a:fillRect/>
-                        </a:stretch>
-                      </pic:blipFill>
-                      <pic:spPr bwMode="auto">
-                        <a:xfrm>
-                          <a:off x="0" y="0"/>
-                          <a:ext cx="1241425" cy="683260"/>
-                        </a:xfrm>
-                        <a:prstGeom prst="rect">
-                          <a:avLst/>
-                        </a:prstGeom>
-                        <a:noFill/>
-                      </pic:spPr>
-                    </pic:pic>
-                  </a:graphicData>
-                </a:graphic>
-              </wp:inline>
-            </w:drawing>
-          </w:r>
-        </w:p>
-      </w:tc>
-      <w:tc>
-        <w:tcPr>
-          <w:tcW w:w="2348" w:type="dxa"/>
-          <w:tcBorders/>
-          <w:shd w:fill="auto" w:val="clear"/>
-          <w:vAlign w:val="center"/>
-        </w:tcPr>
-        <w:p>
-          <w:pPr>
-            <w:pStyle w:val="Normal"/>
-            <w:widowControl w:val="false"/>
-            <w:jc w:val="center"/>
-            <w:rPr>
-              <w:rFonts w:ascii="Roman" w:hAnsi="Roman"/>
-              <w:sz w:val="16"/>
-            </w:rPr>
-          </w:pPr>
-          <w:r>
-            <w:rPr/>
-            <w:drawing>
-              <wp:inline distT="0" distB="0" distL="0" distR="0">
-                <wp:extent cx="1319530" cy="280670"/>
-                <wp:effectExtent l="0" t="0" r="0" b="0"/>
-                <wp:docPr id="2" name="12 Imagen" descr="Logo MEC.jpg"/>
-                <wp:cNvGraphicFramePr>
-                  <a:graphicFrameLocks xmlns:a="http://schemas.openxmlformats.org/drawingml/2006/main" noChangeAspect="1"/>
-                </wp:cNvGraphicFramePr>
-                <a:graphic xmlns:a="http://schemas.openxmlformats.org/drawingml/2006/main">
-                  <a:graphicData uri="http://schemas.openxmlformats.org/drawingml/2006/picture">
-                    <pic:pic xmlns:pic="http://schemas.openxmlformats.org/drawingml/2006/picture">
-                      <pic:nvPicPr>
-                        <pic:cNvPr id="2" name="12 Imagen" descr="Logo MEC.jpg"/>
-                        <pic:cNvPicPr>
-                          <a:picLocks noChangeAspect="1" noChangeArrowheads="1"/>
-                        </pic:cNvPicPr>
-                      </pic:nvPicPr>
-                      <pic:blipFill>
-                        <a:blip r:embed="rId2"/>
-                        <a:stretch>
-                          <a:fillRect/>
-                        </a:stretch>
-                      </pic:blipFill>
-                      <pic:spPr bwMode="auto">
-                        <a:xfrm>
-                          <a:off x="0" y="0"/>
-                          <a:ext cx="1319530" cy="280670"/>
-                        </a:xfrm>
-                        <a:prstGeom prst="rect">
-                          <a:avLst/>
-                        </a:prstGeom>
-                        <a:noFill/>
-                      </pic:spPr>
-                    </pic:pic>
-                  </a:graphicData>
-                </a:graphic>
-              </wp:inline>
-            </w:drawing>
-          </w:r>
-        </w:p>
-      </w:tc>
-      <w:tc>
-        <w:tcPr>
-          <w:tcW w:w="1361" w:type="dxa"/>
-          <w:tcBorders/>
-          <w:shd w:fill="auto" w:val="clear"/>
-          <w:vAlign w:val="center"/>
-        </w:tcPr>
-        <w:p>
-          <w:pPr>
-            <w:pStyle w:val="Normal"/>
-            <w:widowControl w:val="false"/>
-            <w:tabs>
-              <w:tab w:val="clear" w:pos="708"/>
-              <w:tab w:val="left" w:pos="567" w:leader="none"/>
-            </w:tabs>
-            <w:jc w:val="center"/>
-            <w:rPr>
-              <w:rFonts w:ascii="Roman" w:hAnsi="Roman"/>
-              <w:sz w:val="16"/>
-            </w:rPr>
-          </w:pPr>
-          <w:r>
-            <w:rPr/>
-            <w:drawing>
-              <wp:inline distT="0" distB="0" distL="0" distR="0">
-                <wp:extent cx="744220" cy="725805"/>
-                <wp:effectExtent l="0" t="0" r="0" b="0"/>
-                <wp:docPr id="3" name="8 Imagen" descr="LogoFSE.jpg"/>
-                <wp:cNvGraphicFramePr>
-                  <a:graphicFrameLocks xmlns:a="http://schemas.openxmlformats.org/drawingml/2006/main" noChangeAspect="1"/>
-                </wp:cNvGraphicFramePr>
-                <a:graphic xmlns:a="http://schemas.openxmlformats.org/drawingml/2006/main">
-                  <a:graphicData uri="http://schemas.openxmlformats.org/drawingml/2006/picture">
-                    <pic:pic xmlns:pic="http://schemas.openxmlformats.org/drawingml/2006/picture">
-                      <pic:nvPicPr>
-                        <pic:cNvPr id="3" name="8 Imagen" descr="LogoFSE.jpg"/>
-                        <pic:cNvPicPr>
-                          <a:picLocks noChangeAspect="1" noChangeArrowheads="1"/>
-                        </pic:cNvPicPr>
-                      </pic:nvPicPr>
-                      <pic:blipFill>
-                        <a:blip r:embed="rId3"/>
-                        <a:stretch>
-                          <a:fillRect/>
-                        </a:stretch>
-                      </pic:blipFill>
-                      <pic:spPr bwMode="auto">
-                        <a:xfrm>
-                          <a:off x="0" y="0"/>
-                          <a:ext cx="744220" cy="725805"/>
-                        </a:xfrm>
-                        <a:prstGeom prst="rect">
-                          <a:avLst/>
-                        </a:prstGeom>
-                        <a:noFill/>
-                      </pic:spPr>
-                    </pic:pic>
-                  </a:graphicData>
-                </a:graphic>
-              </wp:inline>
-            </w:drawing>
-          </w:r>
-        </w:p>
-      </w:tc>
-      <w:tc>
-        <w:tcPr>
-          <w:tcW w:w="3065" w:type="dxa"/>
-          <w:tcBorders/>
-          <w:shd w:fill="auto" w:val="clear"/>
-          <w:vAlign w:val="center"/>
-        </w:tcPr>
-        <w:p>
-          <w:pPr>
-            <w:pStyle w:val="Heading7"/>
-            <w:widowControl w:val="false"/>
-            <w:rPr>
-              <w:sz w:val="16"/>
-            </w:rPr>
-          </w:pPr>
-          <w:r>
-            <w:rPr/>
-            <w:t>I. E. S. MARE NOSTRUM</w:t>
-          </w:r>
-        </w:p>
-        <w:p>
-          <w:pPr>
-            <w:pStyle w:val="Normal"/>
-            <w:widowControl w:val="false"/>
-            <w:tabs>
-              <w:tab w:val="clear" w:pos="708"/>
-              <w:tab w:val="left" w:pos="567" w:leader="none"/>
-            </w:tabs>
-            <w:jc w:val="center"/>
-            <w:rPr>
-              <w:sz w:val="16"/>
-              <w:szCs w:val="16"/>
-            </w:rPr>
-          </w:pPr>
-          <w:r>
-            <w:rPr>
-              <w:sz w:val="16"/>
-              <w:szCs w:val="16"/>
-            </w:rPr>
-            <w:t>Beato Fco. Castelló Aleu, s/n</w:t>
-            <w:br/>
-          </w:r>
-          <w:r>
-            <w:rPr>
-              <w:rFonts w:eastAsia="Wingdings" w:cs="Wingdings" w:ascii="Wingdings" w:hAnsi="Wingdings"/>
-              <w:sz w:val="16"/>
-              <w:szCs w:val="16"/>
-            </w:rPr>
-            <w:t></w:t>
-          </w:r>
-          <w:r>
-            <w:rPr>
-              <w:sz w:val="16"/>
-              <w:szCs w:val="16"/>
-            </w:rPr>
-            <w:t xml:space="preserve"> 965936520 </w:t>
-          </w:r>
-          <w:r>
-            <w:rPr>
-              <w:rFonts w:eastAsia="Symbol" w:cs="Symbol" w:ascii="Symbol" w:hAnsi="Symbol"/>
-              <w:sz w:val="16"/>
-              <w:szCs w:val="16"/>
-            </w:rPr>
-            <w:t></w:t>
-          </w:r>
-          <w:r>
-            <w:rPr>
-              <w:sz w:val="16"/>
-              <w:szCs w:val="16"/>
-            </w:rPr>
-            <w:t xml:space="preserve"> </w:t>
-          </w:r>
-          <w:r>
-            <w:rPr>
-              <w:rFonts w:eastAsia="Wingdings" w:cs="Wingdings" w:ascii="Wingdings" w:hAnsi="Wingdings"/>
-              <w:sz w:val="16"/>
-              <w:szCs w:val="16"/>
-            </w:rPr>
-            <w:t></w:t>
-          </w:r>
-          <w:r>
-            <w:rPr>
-              <w:sz w:val="16"/>
-              <w:szCs w:val="16"/>
-            </w:rPr>
-            <w:t xml:space="preserve"> 965936521</w:t>
-          </w:r>
-        </w:p>
-        <w:p>
-          <w:pPr>
-            <w:pStyle w:val="Normal"/>
-            <w:widowControl w:val="false"/>
-            <w:tabs>
-              <w:tab w:val="clear" w:pos="708"/>
-              <w:tab w:val="left" w:pos="567" w:leader="none"/>
-            </w:tabs>
-            <w:jc w:val="center"/>
-            <w:rPr>
-              <w:sz w:val="18"/>
-              <w:szCs w:val="18"/>
-            </w:rPr>
-          </w:pPr>
-          <w:r>
-            <w:rPr>
-              <w:sz w:val="18"/>
-              <w:szCs w:val="18"/>
-            </w:rPr>
-            <w:t>03008 ALICANTE</w:t>
-          </w:r>
-        </w:p>
-        <w:p>
-          <w:pPr>
-            <w:pStyle w:val="Normal"/>
-            <w:widowControl w:val="false"/>
-            <w:tabs>
-              <w:tab w:val="clear" w:pos="708"/>
-              <w:tab w:val="left" w:pos="567" w:leader="none"/>
-            </w:tabs>
-            <w:jc w:val="center"/>
-            <w:rPr>
-              <w:rFonts w:ascii="Roman" w:hAnsi="Roman"/>
-              <w:b/>
-              <w:sz w:val="20"/>
-            </w:rPr>
-          </w:pPr>
-          <w:r>
-            <w:rPr>
-              <w:color w:val="0000FF"/>
-              <w:sz w:val="16"/>
-              <w:szCs w:val="16"/>
-            </w:rPr>
-            <w:t>iesmarenostrum.edu.gva.es</w:t>
-            <w:br/>
-            <w:t>correo@iesmarenostrum.com</w:t>
-          </w:r>
-        </w:p>
-      </w:tc>
-      <w:tc>
-        <w:tcPr>
-          <w:tcW w:w="1701" w:type="dxa"/>
-          <w:tcBorders/>
-          <w:shd w:fill="auto" w:val="clear"/>
-          <w:vAlign w:val="center"/>
-        </w:tcPr>
-        <w:p>
-          <w:pPr>
-            <w:pStyle w:val="Heading8"/>
-            <w:widowControl w:val="false"/>
-            <w:jc w:val="both"/>
-            <w:rPr/>
-          </w:pPr>
-          <w:r>
-            <w:rPr/>
-            <w:drawing>
-              <wp:inline distT="0" distB="0" distL="0" distR="0">
-                <wp:extent cx="962025" cy="571500"/>
-                <wp:effectExtent l="0" t="0" r="0" b="0"/>
-                <wp:docPr id="4" name="Imagen 1" descr="PEQU_COL"/>
-                <wp:cNvGraphicFramePr>
-                  <a:graphicFrameLocks xmlns:a="http://schemas.openxmlformats.org/drawingml/2006/main" noChangeAspect="1"/>
-                </wp:cNvGraphicFramePr>
-                <a:graphic xmlns:a="http://schemas.openxmlformats.org/drawingml/2006/main">
-                  <a:graphicData uri="http://schemas.openxmlformats.org/drawingml/2006/picture">
-                    <pic:pic xmlns:pic="http://schemas.openxmlformats.org/drawingml/2006/picture">
-                      <pic:nvPicPr>
-                        <pic:cNvPr id="4" name="Imagen 1" descr="PEQU_COL"/>
-                        <pic:cNvPicPr>
-                          <a:picLocks noChangeAspect="1" noChangeArrowheads="1"/>
-                        </pic:cNvPicPr>
-                      </pic:nvPicPr>
-                      <pic:blipFill>
-                        <a:blip r:embed="rId4"/>
-                        <a:stretch>
-                          <a:fillRect/>
-                        </a:stretch>
-                      </pic:blipFill>
-                      <pic:spPr bwMode="auto">
-                        <a:xfrm>
-                          <a:off x="0" y="0"/>
-                          <a:ext cx="962025" cy="571500"/>
-                        </a:xfrm>
-                        <a:prstGeom prst="rect">
-                          <a:avLst/>
-                        </a:prstGeom>
-                        <a:noFill/>
-                      </pic:spPr>
-                    </pic:pic>
-                  </a:graphicData>
-                </a:graphic>
-              </wp:inline>
-            </w:drawing>
-          </w:r>
-        </w:p>
-      </w:tc>
-    </w:tr>
-  </w:tbl>
   <w:p>
     <w:pPr>
       <w:pStyle w:val="Header"/>
@@ -867,6 +440,52 @@
     </w:pPr>
     <w:r>
       <w:rPr/>
+      <w:drawing>
+        <wp:anchor behindDoc="0" distT="0" distB="0" distL="0" distR="0" simplePos="0" locked="0" layoutInCell="0" allowOverlap="1" relativeHeight="3">
+          <wp:simplePos x="0" y="0"/>
+          <wp:positionH relativeFrom="column">
+            <wp:align>center</wp:align>
+          </wp:positionH>
+          <wp:positionV relativeFrom="paragraph">
+            <wp:posOffset>635</wp:posOffset>
+          </wp:positionV>
+          <wp:extent cx="6217285" cy="1125855"/>
+          <wp:effectExtent l="0" t="0" r="0" b="0"/>
+          <wp:wrapSquare wrapText="largest"/>
+          <wp:docPr id="1" name="Imagen1"/>
+          <wp:cNvGraphicFramePr>
+            <a:graphicFrameLocks xmlns:a="http://schemas.openxmlformats.org/drawingml/2006/main" noChangeAspect="1"/>
+          </wp:cNvGraphicFramePr>
+          <a:graphic xmlns:a="http://schemas.openxmlformats.org/drawingml/2006/main">
+            <a:graphicData uri="http://schemas.openxmlformats.org/drawingml/2006/picture">
+              <pic:pic xmlns:pic="http://schemas.openxmlformats.org/drawingml/2006/picture">
+                <pic:nvPicPr>
+                  <pic:cNvPr id="1" name="Imagen1"/>
+                  <pic:cNvPicPr>
+                    <a:picLocks noChangeAspect="1" noChangeArrowheads="1"/>
+                  </pic:cNvPicPr>
+                </pic:nvPicPr>
+                <pic:blipFill>
+                  <a:blip r:embed="rId1"/>
+                  <a:stretch>
+                    <a:fillRect/>
+                  </a:stretch>
+                </pic:blipFill>
+                <pic:spPr bwMode="auto">
+                  <a:xfrm>
+                    <a:off x="0" y="0"/>
+                    <a:ext cx="6217285" cy="1125855"/>
+                  </a:xfrm>
+                  <a:prstGeom prst="rect">
+                    <a:avLst/>
+                  </a:prstGeom>
+                  <a:noFill/>
+                </pic:spPr>
+              </pic:pic>
+            </a:graphicData>
+          </a:graphic>
+        </wp:anchor>
+      </w:drawing>
     </w:r>
   </w:p>
 </w:hdr>
@@ -874,415 +493,6 @@
 
 <file path=word/header3.xml><?xml version="1.0" encoding="utf-8"?>
 <w:hdr xmlns:o="urn:schemas-microsoft-com:office:office" xmlns:r="http://schemas.openxmlformats.org/officeDocument/2006/relationships" xmlns:v="urn:schemas-microsoft-com:vml" xmlns:w="http://schemas.openxmlformats.org/wordprocessingml/2006/main" xmlns:w10="urn:schemas-microsoft-com:office:word" xmlns:wp="http://schemas.openxmlformats.org/drawingml/2006/wordprocessingDrawing" xmlns:pic="http://schemas.openxmlformats.org/drawingml/2006/picture" xmlns:wps="http://schemas.microsoft.com/office/word/2010/wordprocessingShape" xmlns:wpg="http://schemas.microsoft.com/office/word/2010/wordprocessingGroup" xmlns:mc="http://schemas.openxmlformats.org/markup-compatibility/2006" xmlns:wp14="http://schemas.microsoft.com/office/word/2010/wordprocessingDrawing" xmlns:w14="http://schemas.microsoft.com/office/word/2010/wordml" xmlns:w15="http://schemas.microsoft.com/office/word/2012/wordml" mc:Ignorable="w14 wp14 w15">
-  <w:tbl>
-    <w:tblPr>
-      <w:tblW w:w="10583" w:type="dxa"/>
-      <w:jc w:val="center"/>
-      <w:tblInd w:w="0" w:type="dxa"/>
-      <w:tblLayout w:type="fixed"/>
-      <w:tblCellMar>
-        <w:top w:w="0" w:type="dxa"/>
-        <w:left w:w="71" w:type="dxa"/>
-        <w:bottom w:w="0" w:type="dxa"/>
-        <w:right w:w="71" w:type="dxa"/>
-      </w:tblCellMar>
-      <w:tblLook w:val="0000" w:noHBand="0" w:noVBand="0" w:firstColumn="0" w:lastRow="0" w:lastColumn="0" w:firstRow="0"/>
-    </w:tblPr>
-    <w:tblGrid>
-      <w:gridCol w:w="2108"/>
-      <w:gridCol w:w="2348"/>
-      <w:gridCol w:w="1361"/>
-      <w:gridCol w:w="3065"/>
-      <w:gridCol w:w="1701"/>
-    </w:tblGrid>
-    <w:tr>
-      <w:trPr>
-        <w:trHeight w:val="993" w:hRule="atLeast"/>
-      </w:trPr>
-      <w:tc>
-        <w:tcPr>
-          <w:tcW w:w="2108" w:type="dxa"/>
-          <w:tcBorders/>
-          <w:shd w:fill="auto" w:val="clear"/>
-          <w:vAlign w:val="center"/>
-        </w:tcPr>
-        <w:p>
-          <w:pPr>
-            <w:pStyle w:val="Normal"/>
-            <w:widowControl w:val="false"/>
-            <w:tabs>
-              <w:tab w:val="clear" w:pos="708"/>
-              <w:tab w:val="left" w:pos="567" w:leader="none"/>
-            </w:tabs>
-            <w:jc w:val="center"/>
-            <w:rPr>
-              <w:rFonts w:ascii="Roman" w:hAnsi="Roman"/>
-              <w:sz w:val="16"/>
-            </w:rPr>
-          </w:pPr>
-          <w:r>
-            <w:rPr/>
-            <w:drawing>
-              <wp:inline distT="0" distB="0" distL="0" distR="0">
-                <wp:extent cx="1241425" cy="683260"/>
-                <wp:effectExtent l="0" t="0" r="0" b="0"/>
-                <wp:docPr id="5" name="11 Imagen" descr="Logo GVA.jpg"/>
-                <wp:cNvGraphicFramePr>
-                  <a:graphicFrameLocks xmlns:a="http://schemas.openxmlformats.org/drawingml/2006/main" noChangeAspect="1"/>
-                </wp:cNvGraphicFramePr>
-                <a:graphic xmlns:a="http://schemas.openxmlformats.org/drawingml/2006/main">
-                  <a:graphicData uri="http://schemas.openxmlformats.org/drawingml/2006/picture">
-                    <pic:pic xmlns:pic="http://schemas.openxmlformats.org/drawingml/2006/picture">
-                      <pic:nvPicPr>
-                        <pic:cNvPr id="5" name="11 Imagen" descr="Logo GVA.jpg"/>
-                        <pic:cNvPicPr>
-                          <a:picLocks noChangeAspect="1" noChangeArrowheads="1"/>
-                        </pic:cNvPicPr>
-                      </pic:nvPicPr>
-                      <pic:blipFill>
-                        <a:blip r:embed="rId1"/>
-                        <a:stretch>
-                          <a:fillRect/>
-                        </a:stretch>
-                      </pic:blipFill>
-                      <pic:spPr bwMode="auto">
-                        <a:xfrm>
-                          <a:off x="0" y="0"/>
-                          <a:ext cx="1241425" cy="683260"/>
-                        </a:xfrm>
-                        <a:prstGeom prst="rect">
-                          <a:avLst/>
-                        </a:prstGeom>
-                        <a:noFill/>
-                      </pic:spPr>
-                    </pic:pic>
-                  </a:graphicData>
-                </a:graphic>
-              </wp:inline>
-            </w:drawing>
-          </w:r>
-        </w:p>
-      </w:tc>
-      <w:tc>
-        <w:tcPr>
-          <w:tcW w:w="2348" w:type="dxa"/>
-          <w:tcBorders/>
-          <w:shd w:fill="auto" w:val="clear"/>
-          <w:vAlign w:val="center"/>
-        </w:tcPr>
-        <w:p>
-          <w:pPr>
-            <w:pStyle w:val="Normal"/>
-            <w:widowControl w:val="false"/>
-            <w:jc w:val="center"/>
-            <w:rPr>
-              <w:rFonts w:ascii="Roman" w:hAnsi="Roman"/>
-              <w:sz w:val="16"/>
-            </w:rPr>
-          </w:pPr>
-          <w:r>
-            <w:rPr/>
-            <w:drawing>
-              <wp:inline distT="0" distB="0" distL="0" distR="0">
-                <wp:extent cx="1319530" cy="280670"/>
-                <wp:effectExtent l="0" t="0" r="0" b="0"/>
-                <wp:docPr id="6" name="12 Imagen" descr="Logo MEC.jpg"/>
-                <wp:cNvGraphicFramePr>
-                  <a:graphicFrameLocks xmlns:a="http://schemas.openxmlformats.org/drawingml/2006/main" noChangeAspect="1"/>
-                </wp:cNvGraphicFramePr>
-                <a:graphic xmlns:a="http://schemas.openxmlformats.org/drawingml/2006/main">
-                  <a:graphicData uri="http://schemas.openxmlformats.org/drawingml/2006/picture">
-                    <pic:pic xmlns:pic="http://schemas.openxmlformats.org/drawingml/2006/picture">
-                      <pic:nvPicPr>
-                        <pic:cNvPr id="6" name="12 Imagen" descr="Logo MEC.jpg"/>
-                        <pic:cNvPicPr>
-                          <a:picLocks noChangeAspect="1" noChangeArrowheads="1"/>
-                        </pic:cNvPicPr>
-                      </pic:nvPicPr>
-                      <pic:blipFill>
-                        <a:blip r:embed="rId2"/>
-                        <a:stretch>
-                          <a:fillRect/>
-                        </a:stretch>
-                      </pic:blipFill>
-                      <pic:spPr bwMode="auto">
-                        <a:xfrm>
-                          <a:off x="0" y="0"/>
-                          <a:ext cx="1319530" cy="280670"/>
-                        </a:xfrm>
-                        <a:prstGeom prst="rect">
-                          <a:avLst/>
-                        </a:prstGeom>
-                        <a:noFill/>
-                      </pic:spPr>
-                    </pic:pic>
-                  </a:graphicData>
-                </a:graphic>
-              </wp:inline>
-            </w:drawing>
-          </w:r>
-        </w:p>
-      </w:tc>
-      <w:tc>
-        <w:tcPr>
-          <w:tcW w:w="1361" w:type="dxa"/>
-          <w:tcBorders/>
-          <w:shd w:fill="auto" w:val="clear"/>
-          <w:vAlign w:val="center"/>
-        </w:tcPr>
-        <w:p>
-          <w:pPr>
-            <w:pStyle w:val="Normal"/>
-            <w:widowControl w:val="false"/>
-            <w:tabs>
-              <w:tab w:val="clear" w:pos="708"/>
-              <w:tab w:val="left" w:pos="567" w:leader="none"/>
-            </w:tabs>
-            <w:jc w:val="center"/>
-            <w:rPr>
-              <w:rFonts w:ascii="Roman" w:hAnsi="Roman"/>
-              <w:sz w:val="16"/>
-            </w:rPr>
-          </w:pPr>
-          <w:r>
-            <w:rPr/>
-            <w:drawing>
-              <wp:inline distT="0" distB="0" distL="0" distR="0">
-                <wp:extent cx="744220" cy="725805"/>
-                <wp:effectExtent l="0" t="0" r="0" b="0"/>
-                <wp:docPr id="7" name="8 Imagen" descr="LogoFSE.jpg"/>
-                <wp:cNvGraphicFramePr>
-                  <a:graphicFrameLocks xmlns:a="http://schemas.openxmlformats.org/drawingml/2006/main" noChangeAspect="1"/>
-                </wp:cNvGraphicFramePr>
-                <a:graphic xmlns:a="http://schemas.openxmlformats.org/drawingml/2006/main">
-                  <a:graphicData uri="http://schemas.openxmlformats.org/drawingml/2006/picture">
-                    <pic:pic xmlns:pic="http://schemas.openxmlformats.org/drawingml/2006/picture">
-                      <pic:nvPicPr>
-                        <pic:cNvPr id="7" name="8 Imagen" descr="LogoFSE.jpg"/>
-                        <pic:cNvPicPr>
-                          <a:picLocks noChangeAspect="1" noChangeArrowheads="1"/>
-                        </pic:cNvPicPr>
-                      </pic:nvPicPr>
-                      <pic:blipFill>
-                        <a:blip r:embed="rId3"/>
-                        <a:stretch>
-                          <a:fillRect/>
-                        </a:stretch>
-                      </pic:blipFill>
-                      <pic:spPr bwMode="auto">
-                        <a:xfrm>
-                          <a:off x="0" y="0"/>
-                          <a:ext cx="744220" cy="725805"/>
-                        </a:xfrm>
-                        <a:prstGeom prst="rect">
-                          <a:avLst/>
-                        </a:prstGeom>
-                        <a:noFill/>
-                      </pic:spPr>
-                    </pic:pic>
-                  </a:graphicData>
-                </a:graphic>
-              </wp:inline>
-            </w:drawing>
-          </w:r>
-        </w:p>
-      </w:tc>
-      <w:tc>
-        <w:tcPr>
-          <w:tcW w:w="3065" w:type="dxa"/>
-          <w:tcBorders/>
-          <w:shd w:fill="auto" w:val="clear"/>
-          <w:vAlign w:val="center"/>
-        </w:tcPr>
-        <w:p>
-          <w:pPr>
-            <w:pStyle w:val="Heading7"/>
-            <w:widowControl w:val="false"/>
-            <w:rPr>
-              <w:sz w:val="16"/>
-            </w:rPr>
-          </w:pPr>
-          <w:r>
-            <w:rPr/>
-            <w:t>I. E. S. MARE NOSTRUM</w:t>
-          </w:r>
-        </w:p>
-        <w:p>
-          <w:pPr>
-            <w:pStyle w:val="Normal"/>
-            <w:widowControl w:val="false"/>
-            <w:tabs>
-              <w:tab w:val="clear" w:pos="708"/>
-              <w:tab w:val="left" w:pos="567" w:leader="none"/>
-            </w:tabs>
-            <w:jc w:val="center"/>
-            <w:rPr>
-              <w:sz w:val="16"/>
-              <w:szCs w:val="16"/>
-            </w:rPr>
-          </w:pPr>
-          <w:r>
-            <w:rPr>
-              <w:sz w:val="16"/>
-              <w:szCs w:val="16"/>
-            </w:rPr>
-            <w:t>Beato Fco. Castelló Aleu, s/n</w:t>
-            <w:br/>
-          </w:r>
-          <w:r>
-            <w:rPr>
-              <w:rFonts w:eastAsia="Wingdings" w:cs="Wingdings" w:ascii="Wingdings" w:hAnsi="Wingdings"/>
-              <w:sz w:val="16"/>
-              <w:szCs w:val="16"/>
-            </w:rPr>
-            <w:t></w:t>
-          </w:r>
-          <w:r>
-            <w:rPr>
-              <w:sz w:val="16"/>
-              <w:szCs w:val="16"/>
-            </w:rPr>
-            <w:t xml:space="preserve"> 965936520 </w:t>
-          </w:r>
-          <w:r>
-            <w:rPr>
-              <w:rFonts w:eastAsia="Symbol" w:cs="Symbol" w:ascii="Symbol" w:hAnsi="Symbol"/>
-              <w:sz w:val="16"/>
-              <w:szCs w:val="16"/>
-            </w:rPr>
-            <w:t></w:t>
-          </w:r>
-          <w:r>
-            <w:rPr>
-              <w:sz w:val="16"/>
-              <w:szCs w:val="16"/>
-            </w:rPr>
-            <w:t xml:space="preserve"> </w:t>
-          </w:r>
-          <w:r>
-            <w:rPr>
-              <w:rFonts w:eastAsia="Wingdings" w:cs="Wingdings" w:ascii="Wingdings" w:hAnsi="Wingdings"/>
-              <w:sz w:val="16"/>
-              <w:szCs w:val="16"/>
-            </w:rPr>
-            <w:t></w:t>
-          </w:r>
-          <w:r>
-            <w:rPr>
-              <w:sz w:val="16"/>
-              <w:szCs w:val="16"/>
-            </w:rPr>
-            <w:t xml:space="preserve"> 965936521</w:t>
-          </w:r>
-        </w:p>
-        <w:p>
-          <w:pPr>
-            <w:pStyle w:val="Normal"/>
-            <w:widowControl w:val="false"/>
-            <w:tabs>
-              <w:tab w:val="clear" w:pos="708"/>
-              <w:tab w:val="left" w:pos="567" w:leader="none"/>
-            </w:tabs>
-            <w:jc w:val="center"/>
-            <w:rPr>
-              <w:sz w:val="18"/>
-              <w:szCs w:val="18"/>
-            </w:rPr>
-          </w:pPr>
-          <w:r>
-            <w:rPr>
-              <w:sz w:val="18"/>
-              <w:szCs w:val="18"/>
-            </w:rPr>
-            <w:t>03008 ALICANTE</w:t>
-          </w:r>
-        </w:p>
-        <w:p>
-          <w:pPr>
-            <w:pStyle w:val="Normal"/>
-            <w:widowControl w:val="false"/>
-            <w:tabs>
-              <w:tab w:val="clear" w:pos="708"/>
-              <w:tab w:val="left" w:pos="567" w:leader="none"/>
-            </w:tabs>
-            <w:jc w:val="center"/>
-            <w:rPr>
-              <w:rFonts w:ascii="Roman" w:hAnsi="Roman"/>
-              <w:b/>
-              <w:sz w:val="20"/>
-            </w:rPr>
-          </w:pPr>
-          <w:r>
-            <w:rPr>
-              <w:color w:val="0000FF"/>
-              <w:sz w:val="16"/>
-              <w:szCs w:val="16"/>
-            </w:rPr>
-            <w:t>iesmarenostrum.edu.gva.es</w:t>
-            <w:br/>
-            <w:t>correo@iesmarenostrum.com</w:t>
-          </w:r>
-        </w:p>
-      </w:tc>
-      <w:tc>
-        <w:tcPr>
-          <w:tcW w:w="1701" w:type="dxa"/>
-          <w:tcBorders/>
-          <w:shd w:fill="auto" w:val="clear"/>
-          <w:vAlign w:val="center"/>
-        </w:tcPr>
-        <w:p>
-          <w:pPr>
-            <w:pStyle w:val="Heading8"/>
-            <w:widowControl w:val="false"/>
-            <w:jc w:val="both"/>
-            <w:rPr/>
-          </w:pPr>
-          <w:r>
-            <w:rPr/>
-            <w:drawing>
-              <wp:inline distT="0" distB="0" distL="0" distR="0">
-                <wp:extent cx="962025" cy="571500"/>
-                <wp:effectExtent l="0" t="0" r="0" b="0"/>
-                <wp:docPr id="8" name="Imagen 1" descr="PEQU_COL"/>
-                <wp:cNvGraphicFramePr>
-                  <a:graphicFrameLocks xmlns:a="http://schemas.openxmlformats.org/drawingml/2006/main" noChangeAspect="1"/>
-                </wp:cNvGraphicFramePr>
-                <a:graphic xmlns:a="http://schemas.openxmlformats.org/drawingml/2006/main">
-                  <a:graphicData uri="http://schemas.openxmlformats.org/drawingml/2006/picture">
-                    <pic:pic xmlns:pic="http://schemas.openxmlformats.org/drawingml/2006/picture">
-                      <pic:nvPicPr>
-                        <pic:cNvPr id="8" name="Imagen 1" descr="PEQU_COL"/>
-                        <pic:cNvPicPr>
-                          <a:picLocks noChangeAspect="1" noChangeArrowheads="1"/>
-                        </pic:cNvPicPr>
-                      </pic:nvPicPr>
-                      <pic:blipFill>
-                        <a:blip r:embed="rId4"/>
-                        <a:stretch>
-                          <a:fillRect/>
-                        </a:stretch>
-                      </pic:blipFill>
-                      <pic:spPr bwMode="auto">
-                        <a:xfrm>
-                          <a:off x="0" y="0"/>
-                          <a:ext cx="962025" cy="571500"/>
-                        </a:xfrm>
-                        <a:prstGeom prst="rect">
-                          <a:avLst/>
-                        </a:prstGeom>
-                        <a:noFill/>
-                      </pic:spPr>
-                    </pic:pic>
-                  </a:graphicData>
-                </a:graphic>
-              </wp:inline>
-            </w:drawing>
-          </w:r>
-        </w:p>
-      </w:tc>
-    </w:tr>
-  </w:tbl>
   <w:p>
     <w:pPr>
       <w:pStyle w:val="Header"/>
@@ -1292,6 +502,52 @@
     </w:pPr>
     <w:r>
       <w:rPr/>
+      <w:drawing>
+        <wp:anchor behindDoc="0" distT="0" distB="0" distL="0" distR="0" simplePos="0" locked="0" layoutInCell="0" allowOverlap="1" relativeHeight="3">
+          <wp:simplePos x="0" y="0"/>
+          <wp:positionH relativeFrom="column">
+            <wp:align>center</wp:align>
+          </wp:positionH>
+          <wp:positionV relativeFrom="paragraph">
+            <wp:posOffset>635</wp:posOffset>
+          </wp:positionV>
+          <wp:extent cx="6217285" cy="1125855"/>
+          <wp:effectExtent l="0" t="0" r="0" b="0"/>
+          <wp:wrapSquare wrapText="largest"/>
+          <wp:docPr id="2" name="Imagen1"/>
+          <wp:cNvGraphicFramePr>
+            <a:graphicFrameLocks xmlns:a="http://schemas.openxmlformats.org/drawingml/2006/main" noChangeAspect="1"/>
+          </wp:cNvGraphicFramePr>
+          <a:graphic xmlns:a="http://schemas.openxmlformats.org/drawingml/2006/main">
+            <a:graphicData uri="http://schemas.openxmlformats.org/drawingml/2006/picture">
+              <pic:pic xmlns:pic="http://schemas.openxmlformats.org/drawingml/2006/picture">
+                <pic:nvPicPr>
+                  <pic:cNvPr id="2" name="Imagen1"/>
+                  <pic:cNvPicPr>
+                    <a:picLocks noChangeAspect="1" noChangeArrowheads="1"/>
+                  </pic:cNvPicPr>
+                </pic:nvPicPr>
+                <pic:blipFill>
+                  <a:blip r:embed="rId1"/>
+                  <a:stretch>
+                    <a:fillRect/>
+                  </a:stretch>
+                </pic:blipFill>
+                <pic:spPr bwMode="auto">
+                  <a:xfrm>
+                    <a:off x="0" y="0"/>
+                    <a:ext cx="6217285" cy="1125855"/>
+                  </a:xfrm>
+                  <a:prstGeom prst="rect">
+                    <a:avLst/>
+                  </a:prstGeom>
+                  <a:noFill/>
+                </pic:spPr>
+              </pic:pic>
+            </a:graphicData>
+          </a:graphic>
+        </wp:anchor>
+      </w:drawing>
     </w:r>
   </w:p>
 </w:hdr>
@@ -1593,7 +849,7 @@
       <w:spacing w:before="240" w:after="120"/>
     </w:pPr>
     <w:rPr>
-      <w:rFonts w:ascii="Liberation Sans" w:hAnsi="Liberation Sans" w:eastAsia="DejaVu Sans" w:cs="FreeSans"/>
+      <w:rFonts w:ascii="DejaVu Sans" w:hAnsi="DejaVu Sans" w:eastAsia="Droid Sans Fallback" w:cs="FreeSans"/>
       <w:sz w:val="28"/>
       <w:szCs w:val="28"/>
     </w:rPr>
@@ -1630,7 +886,7 @@
       <w:szCs w:val="24"/>
     </w:rPr>
   </w:style>
-  <w:style w:type="paragraph" w:styleId="ndice">
+  <w:style w:type="paragraph" w:styleId="ndice" w:customStyle="1">
     <w:name w:val="Índice"/>
     <w:basedOn w:val="Normal"/>
     <w:qFormat/>
@@ -1651,12 +907,12 @@
       <w:spacing w:before="240" w:after="120"/>
     </w:pPr>
     <w:rPr>
-      <w:rFonts w:ascii="DejaVu Sans" w:hAnsi="DejaVu Sans" w:eastAsia="Droid Sans Fallback" w:cs="FreeSans"/>
+      <w:rFonts w:ascii="Liberation Sans" w:hAnsi="Liberation Sans" w:eastAsia="DejaVu Sans" w:cs="FreeSans"/>
       <w:sz w:val="28"/>
       <w:szCs w:val="28"/>
     </w:rPr>
   </w:style>
-  <w:style w:type="paragraph" w:styleId="ndiceuser" w:customStyle="1">
+  <w:style w:type="paragraph" w:styleId="ndiceuser">
     <w:name w:val="Índice (user)"/>
     <w:basedOn w:val="Normal"/>
     <w:qFormat/>
@@ -1695,15 +951,15 @@
       <w:lang w:val="ca-ES"/>
     </w:rPr>
   </w:style>
+  <w:style w:type="paragraph" w:styleId="Cabeceraypie">
+    <w:name w:val="Cabecera y pie"/>
+    <w:basedOn w:val="Normal"/>
+    <w:qFormat/>
+    <w:pPr/>
+    <w:rPr/>
+  </w:style>
   <w:style w:type="paragraph" w:styleId="Cabeceraypieuser">
     <w:name w:val="Cabecera y pie (user)"/>
-    <w:basedOn w:val="Normal"/>
-    <w:qFormat/>
-    <w:pPr/>
-    <w:rPr/>
-  </w:style>
-  <w:style w:type="paragraph" w:styleId="Cabeceraypie">
-    <w:name w:val="Cabecera y pie"/>
     <w:basedOn w:val="Normal"/>
     <w:qFormat/>
     <w:pPr/>
@@ -1762,8 +1018,8 @@
     </w:pPr>
     <w:rPr/>
   </w:style>
-  <w:style w:type="paragraph" w:styleId="Contenidodelatablauser" w:customStyle="1">
-    <w:name w:val="Contenido de la tabla (user)"/>
+  <w:style w:type="paragraph" w:styleId="Contenidodelatabla" w:customStyle="1">
+    <w:name w:val="Contenido de la tabla"/>
     <w:basedOn w:val="Normal"/>
     <w:qFormat/>
     <w:pPr>
@@ -1773,7 +1029,7 @@
   </w:style>
   <w:style w:type="paragraph" w:styleId="Encabezadodelatabla" w:customStyle="1">
     <w:name w:val="Encabezado de la tabla"/>
-    <w:basedOn w:val="Contenidodelatablauser"/>
+    <w:basedOn w:val="Contenidodelatabla"/>
     <w:qFormat/>
     <w:pPr>
       <w:jc w:val="center"/>
@@ -1799,8 +1055,8 @@
       <w:szCs w:val="16"/>
     </w:rPr>
   </w:style>
-  <w:style w:type="numbering" w:styleId="Ningunalistauser" w:default="1">
-    <w:name w:val="Ninguna lista (user)"/>
+  <w:style w:type="numbering" w:styleId="Ningunalista" w:default="1">
+    <w:name w:val="Ninguna lista"/>
     <w:uiPriority w:val="99"/>
     <w:semiHidden/>
     <w:unhideWhenUsed/>
@@ -1831,34 +1087,34 @@
         <a:srgbClr val="000000"/>
       </a:dk1>
       <a:lt1>
-        <a:srgbClr val="ffffff"/>
+        <a:srgbClr val="FFFFFF"/>
       </a:lt1>
       <a:dk2>
-        <a:srgbClr val="1f497d"/>
+        <a:srgbClr val="1F497D"/>
       </a:dk2>
       <a:lt2>
-        <a:srgbClr val="eeece1"/>
+        <a:srgbClr val="EEECE1"/>
       </a:lt2>
       <a:accent1>
-        <a:srgbClr val="4f81bd"/>
+        <a:srgbClr val="4F81BD"/>
       </a:accent1>
       <a:accent2>
-        <a:srgbClr val="c0504d"/>
+        <a:srgbClr val="C0504D"/>
       </a:accent2>
       <a:accent3>
-        <a:srgbClr val="9bbb59"/>
+        <a:srgbClr val="9BBB59"/>
       </a:accent3>
       <a:accent4>
-        <a:srgbClr val="8064a2"/>
+        <a:srgbClr val="8064A2"/>
       </a:accent4>
       <a:accent5>
-        <a:srgbClr val="4bacc6"/>
+        <a:srgbClr val="4BACC6"/>
       </a:accent5>
       <a:accent6>
-        <a:srgbClr val="f79646"/>
+        <a:srgbClr val="F79646"/>
       </a:accent6>
       <a:hlink>
-        <a:srgbClr val="0000ff"/>
+        <a:srgbClr val="0000FF"/>
       </a:hlink>
       <a:folHlink>
         <a:srgbClr val="800080"/>
